--- a/docx/wholesaler_approval.docx
+++ b/docx/wholesaler_approval.docx
@@ -310,7 +310,7 @@
           <w:color w:val="1B4D20"/>
           <w:sz w:val="32"/>
         </w:rPr>
-        <w:t>2. End-to-End Accreditation Lifecycle Diagram</w:t>
+        <w:t>2. End-to-End Accreditation Lifecycle Flow Diagram</w:t>
       </w:r>
     </w:p>
     <w:p>
@@ -323,131 +323,63 @@
           <w:color w:val="1E293B"/>
           <w:sz w:val="20"/>
         </w:rPr>
-        <w:t>Below is the complete architectural flowchart governing wholesaler account onboarding, permission gating, administrative review, and status revocation:</w:t>
+        <w:t>Below is the complete visual workflow chart governing wholesaler account onboarding, permission gating, administrative review, and status revocation:</w:t>
       </w:r>
     </w:p>
-    <w:tbl>
-      <w:tblPr>
-        <w:tblW w:type="auto" w:w="0"/>
-        <w:jc w:val="center"/>
-        <w:tblLayout w:type="fixed"/>
-        <w:tblLook w:firstColumn="1" w:firstRow="1" w:lastColumn="0" w:lastRow="0" w:noHBand="0" w:noVBand="1" w:val="04A0"/>
-      </w:tblPr>
-      <w:tblGrid>
-        <w:gridCol w:w="9360"/>
-      </w:tblGrid>
-      <w:tr>
-        <w:tc>
-          <w:tcPr>
-            <w:tcW w:type="dxa" w:w="9360"/>
-            <w:shd w:fill="0F172A"/>
-            <w:tcMar>
-              <w:top w:w="140" w:type="dxa"/>
-              <w:bottom w:w="140" w:type="dxa"/>
-              <w:left w:w="180" w:type="dxa"/>
-              <w:right w:w="180" w:type="dxa"/>
-            </w:tcMar>
-          </w:tcPr>
-          <w:p>
-            <w:pPr>
-              <w:spacing w:before="0" w:after="80"/>
-            </w:pPr>
-            <w:r>
-              <w:rPr>
-                <w:rFonts w:ascii="Consolas" w:hAnsi="Consolas"/>
-                <w:b/>
-                <w:color w:val="38BDF8"/>
-                <w:sz w:val="17"/>
-              </w:rPr>
-              <w:t>ARCHITECTURE FLOW DIAGRAM: Wholesaler Accreditation Workflow</w:t>
-              <w:br/>
-            </w:r>
-            <w:r>
-              <w:rPr>
-                <w:rFonts w:ascii="Consolas" w:hAnsi="Consolas"/>
-                <w:color w:val="F1F5F9"/>
-                <w:sz w:val="16"/>
-              </w:rPr>
-              <w:t xml:space="preserve"> ┌────────────────────────────────────────────────────────────────────────┐</w:t>
-              <w:br/>
-              <w:t xml:space="preserve"> │ 1. WHOLESALER REGISTRATION (register.html)                            │</w:t>
-              <w:br/>
-              <w:t xml:space="preserve"> │    • User registers selecting role: 'wholesaler'                       │</w:t>
-              <w:br/>
-              <w:t xml:space="preserve"> │    • System writes Firestore user doc:                                 │</w:t>
-              <w:br/>
-              <w:t xml:space="preserve"> │      approved: false, approvalStatus: 'pending'                        │</w:t>
-              <w:br/>
-              <w:t xml:space="preserve"> └──────────────────────────────────┬─────────────────────────────────────┘</w:t>
-              <w:br/>
-              <w:t xml:space="preserve">                                    │</w:t>
-              <w:br/>
-              <w:t xml:space="preserve">                                    ▼</w:t>
-              <w:br/>
-              <w:t xml:space="preserve"> ┌────────────────────────────────────────────────────────────────────────┐</w:t>
-              <w:br/>
-              <w:t xml:space="preserve"> │ 2. RESTRICTED WHOLESALER SESSION (wholesaler/dashboard.html)          │</w:t>
-              <w:br/>
-              <w:t xml:space="preserve"> │    • Amber Banner: 'Account Pending Administrator Approval'            │</w:t>
-              <w:br/>
-              <w:t xml:space="preserve"> │    • Stock Verification Queue: 'Verify Stock' button DISABLED &amp; LOCKED │</w:t>
-              <w:br/>
-              <w:t xml:space="preserve"> └──────────────────────────────────┬─────────────────────────────────────┘</w:t>
-              <w:br/>
-              <w:t xml:space="preserve">                                    │</w:t>
-              <w:br/>
-              <w:t xml:space="preserve">                                    ▼</w:t>
-              <w:br/>
-              <w:t xml:space="preserve"> ┌────────────────────────────────────────────────────────────────────────┐</w:t>
-              <w:br/>
-              <w:t xml:space="preserve"> │ 3. ADMINISTRATOR ACCREDITATION REVIEW (admin/approvals.html)          │</w:t>
-              <w:br/>
-              <w:t xml:space="preserve"> │    • Admin inspects business credentials, email, and phone             │</w:t>
-              <w:br/>
-              <w:t xml:space="preserve"> │    • Admin clicks 'Approve Wholesaler'                                 │</w:t>
-              <w:br/>
-              <w:t xml:space="preserve"> │    • System updates Firestore:                                         │</w:t>
-              <w:br/>
-              <w:t xml:space="preserve"> │      approved: true, approvalStatus: 'approved', approvedAt: timestamp │</w:t>
-              <w:br/>
-              <w:t xml:space="preserve"> └──────────────────────────────────┬─────────────────────────────────────┘</w:t>
-              <w:br/>
-              <w:t xml:space="preserve">                                    │</w:t>
-              <w:br/>
-              <w:t xml:space="preserve">                                    ▼</w:t>
-              <w:br/>
-              <w:t xml:space="preserve"> ┌────────────────────────────────────────────────────────────────────────┐</w:t>
-              <w:br/>
-              <w:t xml:space="preserve"> │ 4. ACCREDITATION GRANTED &amp; UNLOCKED SESSION                            │</w:t>
-              <w:br/>
-              <w:t xml:space="preserve"> │    • Warning banner clears                                             │</w:t>
-              <w:br/>
-              <w:t xml:space="preserve"> │    • 'Verify Stock' controls are ACTIVE and audit capability is live   │</w:t>
-              <w:br/>
-              <w:t xml:space="preserve"> └──────────────────────────────────┬─────────────────────────────────────┘</w:t>
-              <w:br/>
-              <w:t xml:space="preserve">                                    │</w:t>
-              <w:br/>
-              <w:t xml:space="preserve">                                    ▼ (Optional Compliance Revocation)</w:t>
-              <w:br/>
-              <w:t xml:space="preserve"> ┌────────────────────────────────────────────────────────────────────────┐</w:t>
-              <w:br/>
-              <w:t xml:space="preserve"> │ 5. REVOCATION AUTHORITY (admin/approvals.html)                         │</w:t>
-              <w:br/>
-              <w:t xml:space="preserve"> │    • If quality disputes or regulatory breach occur, Admin clicks       │</w:t>
-              <w:br/>
-              <w:t xml:space="preserve"> │      'Revoke Status' -&gt; immediately locks all auditing capabilities   │</w:t>
-              <w:br/>
-              <w:t xml:space="preserve"> └────────────────────────────────────────────────────────────────────────┘</w:t>
-            </w:r>
-          </w:p>
-        </w:tc>
-      </w:tr>
-    </w:tbl>
     <w:p>
       <w:pPr>
-        <w:spacing w:after="120"/>
+        <w:spacing w:before="160" w:after="60"/>
+        <w:jc w:val="center"/>
       </w:pPr>
+      <w:r>
+        <w:drawing>
+          <wp:inline xmlns:a="http://schemas.openxmlformats.org/drawingml/2006/main" xmlns:pic="http://schemas.openxmlformats.org/drawingml/2006/picture">
+            <wp:extent cx="5669280" cy="3359573"/>
+            <wp:docPr id="1" name="Picture 1"/>
+            <wp:cNvGraphicFramePr>
+              <a:graphicFrameLocks noChangeAspect="1"/>
+            </wp:cNvGraphicFramePr>
+            <a:graphic>
+              <a:graphicData uri="http://schemas.openxmlformats.org/drawingml/2006/picture">
+                <pic:pic>
+                  <pic:nvPicPr>
+                    <pic:cNvPr id="0" name="flow_wholesaler_accreditation.png"/>
+                    <pic:cNvPicPr/>
+                  </pic:nvPicPr>
+                  <pic:blipFill>
+                    <a:blip r:embed="rId11"/>
+                    <a:stretch>
+                      <a:fillRect/>
+                    </a:stretch>
+                  </pic:blipFill>
+                  <pic:spPr>
+                    <a:xfrm>
+                      <a:off x="0" y="0"/>
+                      <a:ext cx="5669280" cy="3359573"/>
+                    </a:xfrm>
+                    <a:prstGeom prst="rect"/>
+                  </pic:spPr>
+                </pic:pic>
+              </a:graphicData>
+            </a:graphic>
+          </wp:inline>
+        </w:drawing>
+      </w:r>
+    </w:p>
+    <w:p>
+      <w:pPr>
+        <w:spacing w:before="0" w:after="240"/>
+        <w:jc w:val="center"/>
+      </w:pPr>
+      <w:r>
+        <w:rPr>
+          <w:rFonts w:ascii="Calibri" w:hAnsi="Calibri"/>
+          <w:i/>
+          <w:color w:val="64748B"/>
+          <w:sz w:val="17"/>
+        </w:rPr>
+        <w:t>Figure: Wholesaler Accreditation &amp; Administrative Approval Governance Lifecycle</w:t>
+      </w:r>
     </w:p>
     <w:p>
       <w:pPr>
@@ -458,7 +390,7 @@
         <w:drawing>
           <wp:inline xmlns:a="http://schemas.openxmlformats.org/drawingml/2006/main" xmlns:pic="http://schemas.openxmlformats.org/drawingml/2006/picture">
             <wp:extent cx="5486400" cy="4114800"/>
-            <wp:docPr id="1" name="Picture 1"/>
+            <wp:docPr id="2" name="Picture 2"/>
             <wp:cNvGraphicFramePr>
               <a:graphicFrameLocks noChangeAspect="1"/>
             </wp:cNvGraphicFramePr>
@@ -470,7 +402,7 @@
                     <pic:cNvPicPr/>
                   </pic:nvPicPr>
                   <pic:blipFill>
-                    <a:blip r:embed="rId11"/>
+                    <a:blip r:embed="rId12"/>
                     <a:stretch>
                       <a:fillRect/>
                     </a:stretch>
@@ -1350,78 +1282,8 @@
           <w:color w:val="1E293B"/>
           <w:sz w:val="20"/>
         </w:rPr>
-        <w:t>In firestore.rules, stock verification actions require the requester to hold both role == 'wholesaler' AND approved == true:</w:t>
+        <w:t>In firestore.rules, stock verification actions require the requester to hold both role == 'wholesaler' AND approved == true. Non-accredited updates are rejected directly by the database engine.</w:t>
       </w:r>
-    </w:p>
-    <w:tbl>
-      <w:tblPr>
-        <w:tblW w:type="auto" w:w="0"/>
-        <w:jc w:val="center"/>
-        <w:tblLayout w:type="fixed"/>
-        <w:tblLook w:firstColumn="1" w:firstRow="1" w:lastColumn="0" w:lastRow="0" w:noHBand="0" w:noVBand="1" w:val="04A0"/>
-      </w:tblPr>
-      <w:tblGrid>
-        <w:gridCol w:w="9360"/>
-      </w:tblGrid>
-      <w:tr>
-        <w:tc>
-          <w:tcPr>
-            <w:tcW w:type="dxa" w:w="9360"/>
-            <w:shd w:fill="0F172A"/>
-            <w:tcMar>
-              <w:top w:w="140" w:type="dxa"/>
-              <w:bottom w:w="140" w:type="dxa"/>
-              <w:left w:w="180" w:type="dxa"/>
-              <w:right w:w="180" w:type="dxa"/>
-            </w:tcMar>
-          </w:tcPr>
-          <w:p>
-            <w:pPr>
-              <w:spacing w:before="0" w:after="80"/>
-            </w:pPr>
-            <w:r>
-              <w:rPr>
-                <w:rFonts w:ascii="Consolas" w:hAnsi="Consolas"/>
-                <w:b/>
-                <w:color w:val="38BDF8"/>
-                <w:sz w:val="17"/>
-              </w:rPr>
-              <w:t>ARCHITECTURE FLOW DIAGRAM: Firestore Database Enforcement Rule</w:t>
-              <w:br/>
-            </w:r>
-            <w:r>
-              <w:rPr>
-                <w:rFonts w:ascii="Consolas" w:hAnsi="Consolas"/>
-                <w:color w:val="F1F5F9"/>
-                <w:sz w:val="16"/>
-              </w:rPr>
-              <w:t>function isApprovedWholesaler() {</w:t>
-              <w:br/>
-              <w:t xml:space="preserve">    return request.auth != null &amp;&amp;</w:t>
-              <w:br/>
-              <w:t xml:space="preserve">           get(/databases/$(database)/documents/users/$(request.auth.uid)).data.role == 'wholesaler' &amp;&amp;</w:t>
-              <w:br/>
-              <w:t xml:space="preserve">           get(/databases/$(database)/documents/users/$(request.auth.uid)).data.approved == true;</w:t>
-              <w:br/>
-              <w:t>}</w:t>
-              <w:br/>
-              <w:br/>
-              <w:t>match /orders/{orderId} {</w:t>
-              <w:br/>
-              <w:t xml:space="preserve">    // Only approved wholesalers can advance orders from 'farmer_confirmed' to 'wholesaler_verified'</w:t>
-              <w:br/>
-              <w:t xml:space="preserve">    allow update: if isApprovedWholesaler() || hasRole('farmer') || hasRole('driver') || isAdmin();</w:t>
-              <w:br/>
-              <w:t>}</w:t>
-            </w:r>
-          </w:p>
-        </w:tc>
-      </w:tr>
-    </w:tbl>
-    <w:p>
-      <w:pPr>
-        <w:spacing w:after="120"/>
-      </w:pPr>
     </w:p>
     <w:p>
       <w:pPr>
@@ -1448,73 +1310,8 @@
           <w:color w:val="1E293B"/>
           <w:sz w:val="20"/>
         </w:rPr>
-        <w:t>When rendering order tables, js/wholesaler.js evaluates the user's approval status. If approved is false, the action button is disabled with an explanatory tooltip and locked badge:</w:t>
+        <w:t>When rendering order tables, js/wholesaler.js evaluates the user's approval status. If approved is false, an amber alert banner is displayed, and the verification action button is disabled with a locked icon and explanatory tooltip: 'Accreditation Pending: Admin approval required to verify stock'.</w:t>
       </w:r>
-    </w:p>
-    <w:tbl>
-      <w:tblPr>
-        <w:tblW w:type="auto" w:w="0"/>
-        <w:jc w:val="center"/>
-        <w:tblLayout w:type="fixed"/>
-        <w:tblLook w:firstColumn="1" w:firstRow="1" w:lastColumn="0" w:lastRow="0" w:noHBand="0" w:noVBand="1" w:val="04A0"/>
-      </w:tblPr>
-      <w:tblGrid>
-        <w:gridCol w:w="9360"/>
-      </w:tblGrid>
-      <w:tr>
-        <w:tc>
-          <w:tcPr>
-            <w:tcW w:type="dxa" w:w="9360"/>
-            <w:shd w:fill="0F172A"/>
-            <w:tcMar>
-              <w:top w:w="140" w:type="dxa"/>
-              <w:bottom w:w="140" w:type="dxa"/>
-              <w:left w:w="180" w:type="dxa"/>
-              <w:right w:w="180" w:type="dxa"/>
-            </w:tcMar>
-          </w:tcPr>
-          <w:p>
-            <w:pPr>
-              <w:spacing w:before="0" w:after="80"/>
-            </w:pPr>
-            <w:r>
-              <w:rPr>
-                <w:rFonts w:ascii="Consolas" w:hAnsi="Consolas"/>
-                <w:b/>
-                <w:color w:val="38BDF8"/>
-                <w:sz w:val="17"/>
-              </w:rPr>
-              <w:t>ARCHITECTURE FLOW DIAGRAM: Client-Side Lock Logic</w:t>
-              <w:br/>
-            </w:r>
-            <w:r>
-              <w:rPr>
-                <w:rFonts w:ascii="Consolas" w:hAnsi="Consolas"/>
-                <w:color w:val="F1F5F9"/>
-                <w:sz w:val="16"/>
-              </w:rPr>
-              <w:t>if (!isApproved) {</w:t>
-              <w:br/>
-              <w:t xml:space="preserve">    approvalAlert.style.display = 'block';</w:t>
-              <w:br/>
-              <w:t xml:space="preserve">    verifyBtn.disabled = true;</w:t>
-              <w:br/>
-              <w:t xml:space="preserve">    verifyBtn.className = 'btn btn-secondary btn-sm disabled';</w:t>
-              <w:br/>
-              <w:t xml:space="preserve">    verifyBtn.title = 'Accreditation Pending: Admin approval required to verify stock';</w:t>
-              <w:br/>
-              <w:t xml:space="preserve">    verifyBtn.innerHTML = '&lt;i data-lucide="lock"&gt;&lt;/i&gt; Pending Approval';</w:t>
-              <w:br/>
-              <w:t>}</w:t>
-            </w:r>
-          </w:p>
-        </w:tc>
-      </w:tr>
-    </w:tbl>
-    <w:p>
-      <w:pPr>
-        <w:spacing w:after="120"/>
-      </w:pPr>
     </w:p>
     <w:p>
       <w:pPr>
@@ -1622,7 +1419,7 @@
         <w:drawing>
           <wp:inline xmlns:a="http://schemas.openxmlformats.org/drawingml/2006/main" xmlns:pic="http://schemas.openxmlformats.org/drawingml/2006/picture">
             <wp:extent cx="5486400" cy="4114800"/>
-            <wp:docPr id="2" name="Picture 2"/>
+            <wp:docPr id="3" name="Picture 3"/>
             <wp:cNvGraphicFramePr>
               <a:graphicFrameLocks noChangeAspect="1"/>
             </wp:cNvGraphicFramePr>
@@ -1634,7 +1431,7 @@
                     <pic:cNvPicPr/>
                   </pic:nvPicPr>
                   <pic:blipFill>
-                    <a:blip r:embed="rId12"/>
+                    <a:blip r:embed="rId13"/>
                     <a:stretch>
                       <a:fillRect/>
                     </a:stretch>

--- a/docx/wholesaler_approval.docx
+++ b/docx/wholesaler_approval.docx
@@ -334,7 +334,7 @@
       <w:r>
         <w:drawing>
           <wp:inline xmlns:a="http://schemas.openxmlformats.org/drawingml/2006/main" xmlns:pic="http://schemas.openxmlformats.org/drawingml/2006/picture">
-            <wp:extent cx="5669280" cy="3359573"/>
+            <wp:extent cx="5669280" cy="3644537"/>
             <wp:docPr id="1" name="Picture 1"/>
             <wp:cNvGraphicFramePr>
               <a:graphicFrameLocks noChangeAspect="1"/>
@@ -343,7 +343,7 @@
               <a:graphicData uri="http://schemas.openxmlformats.org/drawingml/2006/picture">
                 <pic:pic>
                   <pic:nvPicPr>
-                    <pic:cNvPr id="0" name="flow_wholesaler_accreditation.png"/>
+                    <pic:cNvPr id="0" name="03_wholesaler_accreditation_flow.png"/>
                     <pic:cNvPicPr/>
                   </pic:nvPicPr>
                   <pic:blipFill>
@@ -355,7 +355,7 @@
                   <pic:spPr>
                     <a:xfrm>
                       <a:off x="0" y="0"/>
-                      <a:ext cx="5669280" cy="3359573"/>
+                      <a:ext cx="5669280" cy="3644537"/>
                     </a:xfrm>
                     <a:prstGeom prst="rect"/>
                   </pic:spPr>
